--- a/定稿/532024150155+于琮源+开题报告+C公司充电桩选址问题研究.docx
+++ b/定稿/532024150155+于琮源+开题报告+C公司充电桩选址问题研究.docx
@@ -216,17 +216,6 @@
         </w:rPr>
         <w:tab/>
       </w:r>
-      <w:r>
-        <w:rPr>
-          <w:rFonts w:hint="eastAsia" w:ascii="微软雅黑" w:hAnsi="微软雅黑" w:eastAsia="微软雅黑"/>
-          <w:b/>
-          <w:sz w:val="32"/>
-          <w:szCs w:val="32"/>
-          <w:u w:val="single"/>
-          <w:lang w:val="en-US" w:eastAsia="zh-CN"/>
-        </w:rPr>
-        <w:tab/>
-      </w:r>
     </w:p>
     <w:p>
       <w:pPr>
@@ -319,7 +308,115 @@
         </w:rPr>
         <w:tab/>
       </w:r>
-      <w:r>
+    </w:p>
+    <w:p>
+      <w:pPr>
+        <w:spacing w:line="276" w:lineRule="auto"/>
+        <w:ind w:firstLine="1796" w:firstLineChars="397"/>
+        <w:rPr>
+          <w:rFonts w:hint="eastAsia" w:ascii="微软雅黑" w:hAnsi="微软雅黑" w:eastAsia="微软雅黑"/>
+          <w:spacing w:val="66"/>
+          <w:sz w:val="32"/>
+          <w:szCs w:val="32"/>
+          <w:u w:val="single"/>
+          <w:lang w:val="en-US" w:eastAsia="zh-CN"/>
+        </w:rPr>
+      </w:pPr>
+      <w:r>
+        <w:rPr>
+          <w:rFonts w:hint="eastAsia" w:ascii="微软雅黑" w:hAnsi="微软雅黑" w:eastAsia="微软雅黑"/>
+          <w:b/>
+          <w:spacing w:val="66"/>
+          <w:sz w:val="32"/>
+          <w:szCs w:val="32"/>
+        </w:rPr>
+        <w:t>作者姓名</w:t>
+      </w:r>
+      <w:r>
+        <w:rPr>
+          <w:rFonts w:hint="eastAsia" w:ascii="微软雅黑" w:hAnsi="微软雅黑" w:eastAsia="微软雅黑"/>
+          <w:b/>
+          <w:spacing w:val="66"/>
+          <w:sz w:val="32"/>
+          <w:szCs w:val="32"/>
+          <w:u w:val="single"/>
+        </w:rPr>
+        <w:t xml:space="preserve">   </w:t>
+      </w:r>
+      <w:r>
+        <w:rPr>
+          <w:rFonts w:ascii="微软雅黑" w:hAnsi="微软雅黑" w:eastAsia="微软雅黑"/>
+          <w:b/>
+          <w:spacing w:val="66"/>
+          <w:sz w:val="32"/>
+          <w:szCs w:val="32"/>
+          <w:u w:val="single"/>
+        </w:rPr>
+        <w:t xml:space="preserve">      </w:t>
+      </w:r>
+      <w:r>
+        <w:rPr>
+          <w:rFonts w:hint="eastAsia" w:ascii="微软雅黑" w:hAnsi="微软雅黑" w:eastAsia="微软雅黑"/>
+          <w:b/>
+          <w:spacing w:val="66"/>
+          <w:sz w:val="32"/>
+          <w:szCs w:val="32"/>
+          <w:u w:val="single"/>
+        </w:rPr>
+        <w:t>于琮源</w:t>
+      </w:r>
+      <w:r>
+        <w:rPr>
+          <w:rFonts w:ascii="微软雅黑" w:hAnsi="微软雅黑" w:eastAsia="微软雅黑"/>
+          <w:b/>
+          <w:spacing w:val="66"/>
+          <w:sz w:val="32"/>
+          <w:szCs w:val="32"/>
+          <w:u w:val="single"/>
+        </w:rPr>
+        <w:tab/>
+      </w:r>
+      <w:r>
+        <w:rPr>
+          <w:rFonts w:ascii="微软雅黑" w:hAnsi="微软雅黑" w:eastAsia="微软雅黑"/>
+          <w:b/>
+          <w:spacing w:val="66"/>
+          <w:sz w:val="32"/>
+          <w:szCs w:val="32"/>
+          <w:u w:val="single"/>
+        </w:rPr>
+        <w:tab/>
+      </w:r>
+      <w:r>
+        <w:rPr>
+          <w:rFonts w:ascii="微软雅黑" w:hAnsi="微软雅黑" w:eastAsia="微软雅黑"/>
+          <w:b/>
+          <w:spacing w:val="66"/>
+          <w:sz w:val="32"/>
+          <w:szCs w:val="32"/>
+          <w:u w:val="single"/>
+        </w:rPr>
+        <w:tab/>
+      </w:r>
+      <w:r>
+        <w:rPr>
+          <w:rFonts w:ascii="微软雅黑" w:hAnsi="微软雅黑" w:eastAsia="微软雅黑"/>
+          <w:b/>
+          <w:spacing w:val="66"/>
+          <w:sz w:val="32"/>
+          <w:szCs w:val="32"/>
+          <w:u w:val="single"/>
+        </w:rPr>
+        <w:tab/>
+      </w:r>
+    </w:p>
+    <w:p>
+      <w:pPr>
+        <w:tabs>
+          <w:tab w:val="left" w:pos="1320"/>
+        </w:tabs>
+        <w:spacing w:line="276" w:lineRule="auto"/>
+        <w:ind w:firstLine="1796" w:firstLineChars="397"/>
         <w:rPr>
           <w:rFonts w:hint="eastAsia" w:ascii="微软雅黑" w:hAnsi="微软雅黑" w:eastAsia="微软雅黑"/>
           <w:b/>
@@ -329,21 +426,6 @@
           <w:u w:val="single"/>
           <w:lang w:val="en-US" w:eastAsia="zh-CN"/>
         </w:rPr>
-        <w:tab/>
-      </w:r>
-    </w:p>
-    <w:p>
-      <w:pPr>
-        <w:spacing w:line="276" w:lineRule="auto"/>
-        <w:ind w:firstLine="1796" w:firstLineChars="397"/>
-        <w:rPr>
-          <w:rFonts w:hint="eastAsia" w:ascii="微软雅黑" w:hAnsi="微软雅黑" w:eastAsia="微软雅黑"/>
-          <w:spacing w:val="66"/>
-          <w:sz w:val="32"/>
-          <w:szCs w:val="32"/>
-          <w:u w:val="single"/>
-          <w:lang w:val="en-US" w:eastAsia="zh-CN"/>
-        </w:rPr>
       </w:pPr>
       <w:r>
         <w:rPr>
@@ -353,7 +435,7 @@
           <w:sz w:val="32"/>
           <w:szCs w:val="32"/>
         </w:rPr>
-        <w:t>作者姓名</w:t>
+        <w:t>专业名称</w:t>
       </w:r>
       <w:r>
         <w:rPr>
@@ -375,7 +457,7 @@
           <w:szCs w:val="32"/>
           <w:u w:val="single"/>
         </w:rPr>
-        <w:t xml:space="preserve">      </w:t>
+        <w:t xml:space="preserve">     </w:t>
       </w:r>
       <w:r>
         <w:rPr>
@@ -386,7 +468,7 @@
           <w:szCs w:val="32"/>
           <w:u w:val="single"/>
         </w:rPr>
-        <w:t>于琮源</w:t>
+        <w:t xml:space="preserve">工程管理 </w:t>
       </w:r>
       <w:r>
         <w:rPr>
@@ -398,6 +480,88 @@
           <w:u w:val="single"/>
         </w:rPr>
         <w:tab/>
+      </w:r>
+      <w:r>
+        <w:rPr>
+          <w:rFonts w:ascii="微软雅黑" w:hAnsi="微软雅黑" w:eastAsia="微软雅黑"/>
+          <w:b/>
+          <w:spacing w:val="66"/>
+          <w:sz w:val="32"/>
+          <w:szCs w:val="32"/>
+          <w:u w:val="single"/>
+        </w:rPr>
+        <w:tab/>
+      </w:r>
+      <w:r>
+        <w:rPr>
+          <w:rFonts w:ascii="微软雅黑" w:hAnsi="微软雅黑" w:eastAsia="微软雅黑"/>
+          <w:b/>
+          <w:spacing w:val="66"/>
+          <w:sz w:val="32"/>
+          <w:szCs w:val="32"/>
+          <w:u w:val="single"/>
+        </w:rPr>
+        <w:tab/>
+      </w:r>
+    </w:p>
+    <w:p>
+      <w:pPr>
+        <w:tabs>
+          <w:tab w:val="left" w:pos="1320"/>
+        </w:tabs>
+        <w:spacing w:line="276" w:lineRule="auto"/>
+        <w:ind w:firstLine="1791" w:firstLineChars="396"/>
+        <w:rPr>
+          <w:rFonts w:hint="default" w:ascii="微软雅黑" w:hAnsi="微软雅黑" w:eastAsia="微软雅黑"/>
+          <w:spacing w:val="66"/>
+          <w:sz w:val="32"/>
+          <w:szCs w:val="32"/>
+          <w:u w:val="single"/>
+          <w:lang w:val="en-US" w:eastAsia="zh-CN"/>
+        </w:rPr>
+      </w:pPr>
+      <w:r>
+        <w:rPr>
+          <w:rFonts w:hint="eastAsia" w:ascii="微软雅黑" w:hAnsi="微软雅黑" w:eastAsia="微软雅黑"/>
+          <w:b/>
+          <w:spacing w:val="66"/>
+          <w:sz w:val="32"/>
+          <w:szCs w:val="32"/>
+        </w:rPr>
+        <w:t>研究方向</w:t>
+      </w:r>
+      <w:r>
+        <w:rPr>
+          <w:rFonts w:hint="eastAsia" w:ascii="微软雅黑" w:hAnsi="微软雅黑" w:eastAsia="微软雅黑"/>
+          <w:b/>
+          <w:spacing w:val="66"/>
+          <w:sz w:val="32"/>
+          <w:szCs w:val="32"/>
+          <w:u w:val="single"/>
+        </w:rPr>
+        <w:t xml:space="preserve">  </w:t>
+      </w:r>
+      <w:r>
+        <w:rPr>
+          <w:rFonts w:ascii="微软雅黑" w:hAnsi="微软雅黑" w:eastAsia="微软雅黑"/>
+          <w:b/>
+          <w:spacing w:val="66"/>
+          <w:sz w:val="32"/>
+          <w:szCs w:val="32"/>
+          <w:u w:val="single"/>
+        </w:rPr>
+        <w:t xml:space="preserve">      </w:t>
+      </w:r>
+      <w:r>
+        <w:rPr>
+          <w:rFonts w:hint="eastAsia" w:ascii="微软雅黑" w:hAnsi="微软雅黑" w:eastAsia="微软雅黑"/>
+          <w:b/>
+          <w:spacing w:val="66"/>
+          <w:sz w:val="32"/>
+          <w:szCs w:val="32"/>
+          <w:u w:val="single"/>
+        </w:rPr>
+        <w:t>项目管理</w:t>
       </w:r>
       <w:r>
         <w:rPr>
@@ -454,7 +618,6 @@
         <w:ind w:firstLine="1796" w:firstLineChars="397"/>
         <w:rPr>
           <w:rFonts w:hint="eastAsia" w:ascii="微软雅黑" w:hAnsi="微软雅黑" w:eastAsia="微软雅黑"/>
-          <w:b/>
           <w:spacing w:val="66"/>
           <w:sz w:val="32"/>
           <w:szCs w:val="32"/>
@@ -470,7 +633,7 @@
           <w:sz w:val="32"/>
           <w:szCs w:val="32"/>
         </w:rPr>
-        <w:t>专业名称</w:t>
+        <w:t>指导教师</w:t>
       </w:r>
       <w:r>
         <w:rPr>
@@ -492,7 +655,7 @@
           <w:szCs w:val="32"/>
           <w:u w:val="single"/>
         </w:rPr>
-        <w:t xml:space="preserve">     </w:t>
+        <w:t xml:space="preserve">      </w:t>
       </w:r>
       <w:r>
         <w:rPr>
@@ -503,40 +666,7 @@
           <w:szCs w:val="32"/>
           <w:u w:val="single"/>
         </w:rPr>
-        <w:t xml:space="preserve">工程管理 </w:t>
-      </w:r>
-      <w:r>
-        <w:rPr>
-          <w:rFonts w:ascii="微软雅黑" w:hAnsi="微软雅黑" w:eastAsia="微软雅黑"/>
-          <w:b/>
-          <w:spacing w:val="66"/>
-          <w:sz w:val="32"/>
-          <w:szCs w:val="32"/>
-          <w:u w:val="single"/>
-        </w:rPr>
-        <w:tab/>
-      </w:r>
-      <w:r>
-        <w:rPr>
-          <w:rFonts w:ascii="微软雅黑" w:hAnsi="微软雅黑" w:eastAsia="微软雅黑"/>
-          <w:b/>
-          <w:spacing w:val="66"/>
-          <w:sz w:val="32"/>
-          <w:szCs w:val="32"/>
-          <w:u w:val="single"/>
-        </w:rPr>
-        <w:tab/>
-      </w:r>
-      <w:r>
-        <w:rPr>
-          <w:rFonts w:ascii="微软雅黑" w:hAnsi="微软雅黑" w:eastAsia="微软雅黑"/>
-          <w:b/>
-          <w:spacing w:val="66"/>
-          <w:sz w:val="32"/>
-          <w:szCs w:val="32"/>
-          <w:u w:val="single"/>
-        </w:rPr>
-        <w:tab/>
+        <w:t>赵</w:t>
       </w:r>
       <w:r>
         <w:rPr>
@@ -548,34 +678,7 @@
           <w:u w:val="single"/>
           <w:lang w:val="en-US" w:eastAsia="zh-CN"/>
         </w:rPr>
-        <w:tab/>
-      </w:r>
-    </w:p>
-    <w:p>
-      <w:pPr>
-        <w:tabs>
-          <w:tab w:val="left" w:pos="1320"/>
-        </w:tabs>
-        <w:spacing w:line="276" w:lineRule="auto"/>
-        <w:ind w:firstLine="1791" w:firstLineChars="396"/>
-        <w:rPr>
-          <w:rFonts w:hint="default" w:ascii="微软雅黑" w:hAnsi="微软雅黑" w:eastAsia="微软雅黑"/>
-          <w:spacing w:val="66"/>
-          <w:sz w:val="32"/>
-          <w:szCs w:val="32"/>
-          <w:u w:val="single"/>
-          <w:lang w:val="en-US" w:eastAsia="zh-CN"/>
-        </w:rPr>
-      </w:pPr>
-      <w:r>
-        <w:rPr>
-          <w:rFonts w:hint="eastAsia" w:ascii="微软雅黑" w:hAnsi="微软雅黑" w:eastAsia="微软雅黑"/>
-          <w:b/>
-          <w:spacing w:val="66"/>
-          <w:sz w:val="32"/>
-          <w:szCs w:val="32"/>
-        </w:rPr>
-        <w:t>研究方向</w:t>
+        <w:t>佳</w:t>
       </w:r>
       <w:r>
         <w:rPr>
@@ -586,7 +689,7 @@
           <w:szCs w:val="32"/>
           <w:u w:val="single"/>
         </w:rPr>
-        <w:t xml:space="preserve">  </w:t>
+        <w:t>宝</w:t>
       </w:r>
       <w:r>
         <w:rPr>
@@ -597,18 +700,7 @@
           <w:szCs w:val="32"/>
           <w:u w:val="single"/>
         </w:rPr>
-        <w:t xml:space="preserve">      </w:t>
-      </w:r>
-      <w:r>
-        <w:rPr>
-          <w:rFonts w:hint="eastAsia" w:ascii="微软雅黑" w:hAnsi="微软雅黑" w:eastAsia="微软雅黑"/>
-          <w:b/>
-          <w:spacing w:val="66"/>
-          <w:sz w:val="32"/>
-          <w:szCs w:val="32"/>
-          <w:u w:val="single"/>
-        </w:rPr>
-        <w:t>项目管理</w:t>
+        <w:tab/>
       </w:r>
       <w:r>
         <w:rPr>
@@ -640,169 +732,6 @@
           <w:sz w:val="32"/>
           <w:szCs w:val="32"/>
           <w:u w:val="single"/>
-        </w:rPr>
-        <w:tab/>
-      </w:r>
-      <w:r>
-        <w:rPr>
-          <w:rFonts w:hint="eastAsia" w:ascii="微软雅黑" w:hAnsi="微软雅黑" w:eastAsia="微软雅黑"/>
-          <w:b/>
-          <w:spacing w:val="66"/>
-          <w:sz w:val="32"/>
-          <w:szCs w:val="32"/>
-          <w:u w:val="single"/>
-          <w:lang w:val="en-US" w:eastAsia="zh-CN"/>
-        </w:rPr>
-        <w:tab/>
-      </w:r>
-      <w:r>
-        <w:rPr>
-          <w:rFonts w:hint="eastAsia" w:ascii="微软雅黑" w:hAnsi="微软雅黑" w:eastAsia="微软雅黑"/>
-          <w:b/>
-          <w:spacing w:val="66"/>
-          <w:sz w:val="32"/>
-          <w:szCs w:val="32"/>
-          <w:u w:val="single"/>
-          <w:lang w:val="en-US" w:eastAsia="zh-CN"/>
-        </w:rPr>
-        <w:tab/>
-      </w:r>
-    </w:p>
-    <w:p>
-      <w:pPr>
-        <w:tabs>
-          <w:tab w:val="left" w:pos="1320"/>
-        </w:tabs>
-        <w:spacing w:line="276" w:lineRule="auto"/>
-        <w:ind w:firstLine="1796" w:firstLineChars="397"/>
-        <w:rPr>
-          <w:rFonts w:hint="eastAsia" w:ascii="微软雅黑" w:hAnsi="微软雅黑" w:eastAsia="微软雅黑"/>
-          <w:spacing w:val="66"/>
-          <w:sz w:val="32"/>
-          <w:szCs w:val="32"/>
-          <w:u w:val="single"/>
-          <w:lang w:val="en-US" w:eastAsia="zh-CN"/>
-        </w:rPr>
-      </w:pPr>
-      <w:r>
-        <w:rPr>
-          <w:rFonts w:hint="eastAsia" w:ascii="微软雅黑" w:hAnsi="微软雅黑" w:eastAsia="微软雅黑"/>
-          <w:b/>
-          <w:spacing w:val="66"/>
-          <w:sz w:val="32"/>
-          <w:szCs w:val="32"/>
-        </w:rPr>
-        <w:t>指导教师</w:t>
-      </w:r>
-      <w:r>
-        <w:rPr>
-          <w:rFonts w:hint="eastAsia" w:ascii="微软雅黑" w:hAnsi="微软雅黑" w:eastAsia="微软雅黑"/>
-          <w:b/>
-          <w:spacing w:val="66"/>
-          <w:sz w:val="32"/>
-          <w:szCs w:val="32"/>
-          <w:u w:val="single"/>
-        </w:rPr>
-        <w:t xml:space="preserve">   </w:t>
-      </w:r>
-      <w:r>
-        <w:rPr>
-          <w:rFonts w:ascii="微软雅黑" w:hAnsi="微软雅黑" w:eastAsia="微软雅黑"/>
-          <w:b/>
-          <w:spacing w:val="66"/>
-          <w:sz w:val="32"/>
-          <w:szCs w:val="32"/>
-          <w:u w:val="single"/>
-        </w:rPr>
-        <w:t xml:space="preserve">      </w:t>
-      </w:r>
-      <w:r>
-        <w:rPr>
-          <w:rFonts w:hint="eastAsia" w:ascii="微软雅黑" w:hAnsi="微软雅黑" w:eastAsia="微软雅黑"/>
-          <w:b/>
-          <w:spacing w:val="66"/>
-          <w:sz w:val="32"/>
-          <w:szCs w:val="32"/>
-          <w:u w:val="single"/>
-        </w:rPr>
-        <w:t>赵</w:t>
-      </w:r>
-      <w:r>
-        <w:rPr>
-          <w:rFonts w:hint="eastAsia" w:ascii="微软雅黑" w:hAnsi="微软雅黑" w:eastAsia="微软雅黑"/>
-          <w:b/>
-          <w:spacing w:val="66"/>
-          <w:sz w:val="32"/>
-          <w:szCs w:val="32"/>
-          <w:u w:val="single"/>
-          <w:lang w:val="en-US" w:eastAsia="zh-CN"/>
-        </w:rPr>
-        <w:t>佳</w:t>
-      </w:r>
-      <w:r>
-        <w:rPr>
-          <w:rFonts w:hint="eastAsia" w:ascii="微软雅黑" w:hAnsi="微软雅黑" w:eastAsia="微软雅黑"/>
-          <w:b/>
-          <w:spacing w:val="66"/>
-          <w:sz w:val="32"/>
-          <w:szCs w:val="32"/>
-          <w:u w:val="single"/>
-        </w:rPr>
-        <w:t>宝</w:t>
-      </w:r>
-      <w:r>
-        <w:rPr>
-          <w:rFonts w:ascii="微软雅黑" w:hAnsi="微软雅黑" w:eastAsia="微软雅黑"/>
-          <w:b/>
-          <w:spacing w:val="66"/>
-          <w:sz w:val="32"/>
-          <w:szCs w:val="32"/>
-          <w:u w:val="single"/>
-        </w:rPr>
-        <w:tab/>
-      </w:r>
-      <w:r>
-        <w:rPr>
-          <w:rFonts w:ascii="微软雅黑" w:hAnsi="微软雅黑" w:eastAsia="微软雅黑"/>
-          <w:b/>
-          <w:spacing w:val="66"/>
-          <w:sz w:val="32"/>
-          <w:szCs w:val="32"/>
-          <w:u w:val="single"/>
-        </w:rPr>
-        <w:tab/>
-      </w:r>
-      <w:r>
-        <w:rPr>
-          <w:rFonts w:ascii="微软雅黑" w:hAnsi="微软雅黑" w:eastAsia="微软雅黑"/>
-          <w:b/>
-          <w:spacing w:val="66"/>
-          <w:sz w:val="32"/>
-          <w:szCs w:val="32"/>
-          <w:u w:val="single"/>
-        </w:rPr>
-        <w:tab/>
-      </w:r>
-      <w:r>
-        <w:rPr>
-          <w:rFonts w:ascii="微软雅黑" w:hAnsi="微软雅黑" w:eastAsia="微软雅黑"/>
-          <w:b/>
-          <w:spacing w:val="66"/>
-          <w:sz w:val="32"/>
-          <w:szCs w:val="32"/>
-          <w:u w:val="single"/>
-        </w:rPr>
-        <w:tab/>
-      </w:r>
-      <w:r>
-        <w:rPr>
-          <w:rFonts w:hint="eastAsia" w:ascii="微软雅黑" w:hAnsi="微软雅黑" w:eastAsia="微软雅黑"/>
-          <w:b/>
-          <w:spacing w:val="66"/>
-          <w:sz w:val="32"/>
-          <w:szCs w:val="32"/>
-          <w:u w:val="single"/>
-          <w:lang w:val="en-US" w:eastAsia="zh-CN"/>
         </w:rPr>
         <w:tab/>
       </w:r>
@@ -966,7 +895,15 @@
         <w:rPr>
           <w:b w:val="0"/>
         </w:rPr>
-        <w:t>C公司于南京、深圳、徐州三地进行社区充电桩布局时，因选址工作完全依托经验判断，缺乏系统化、科学化的方法体系支撑，引发了三大核心问题：其一，安装成本因选址差异而出现显著波动，难以达成成本的精准管控；其二，运营效率欠佳，基于经验的选址可能无法实现用户需求与场地条件的最优匹配，对设备利用率和服务质量产生不利影响；其三，投资回收周期延长，成本的不可控与运营效率的低下共同作用，直接致使投资回报速度减缓，对企业的扩张进程和盈利能力形成制约。</w:t>
+        <w:t>C公司于南京、深圳、徐州三地进行社区充电桩布局时，因选址工作完全依托经验判断，缺乏系统化、科学化的方法体系支撑，引发了三大核心问题：其一，安装成本因选址差异而出现显著波动，难以达成成本的精准管控；其二，运营效率欠佳，基于经验的选址可能无法实现用户</w:t>
+      </w:r>
+      <w:bookmarkStart w:id="0" w:name="_GoBack"/>
+      <w:bookmarkEnd w:id="0"/>
+      <w:r>
+        <w:rPr>
+          <w:b w:val="0"/>
+        </w:rPr>
+        <w:t>需求与场地条件的最优匹配，对设备利用率和服务质量产生不利影响；其三，投资回收周期延长，成本的不可控与运营效率的低下共同作用，直接致使投资回报速度减缓，对企业的扩张进程和盈利能力形成制约。</w:t>
       </w:r>
     </w:p>
     <w:p>
@@ -9777,8 +9714,6 @@
                 <w:b/>
               </w:rPr>
             </w:pPr>
-            <w:bookmarkStart w:id="0" w:name="_GoBack"/>
-            <w:bookmarkEnd w:id="0"/>
           </w:p>
           <w:p>
             <w:pPr>
